--- a/docs/files/Diversity_Policy__Policy_2026-06.docx
+++ b/docs/files/Diversity_Policy__Policy_2026-06.docx
@@ -2,35 +2,55 @@
 <file path=word/document.xml><?xml version="1.0" encoding="utf-8"?>
 <w:document xmlns:wpc="http://schemas.microsoft.com/office/word/2010/wordprocessingCanvas" xmlns:mo="http://schemas.microsoft.com/office/mac/office/2008/main" xmlns:mc="http://schemas.openxmlformats.org/markup-compatibility/2006" xmlns:mv="urn:schemas-microsoft-com:mac:vml" xmlns:o="urn:schemas-microsoft-com:office:office" xmlns:r="http://schemas.openxmlformats.org/officeDocument/2006/relationships" xmlns:m="http://schemas.openxmlformats.org/officeDocument/2006/math" xmlns:v="urn:schemas-microsoft-com:vml" xmlns:wp14="http://schemas.microsoft.com/office/word/2010/wordprocessingDrawing" xmlns:wp="http://schemas.openxmlformats.org/drawingml/2006/wordprocessingDrawing" xmlns:w10="urn:schemas-microsoft-com:office:word" xmlns:w="http://schemas.openxmlformats.org/wordprocessingml/2006/main" xmlns:w14="http://schemas.microsoft.com/office/word/2010/wordml" xmlns:wpg="http://schemas.microsoft.com/office/word/2010/wordprocessingGroup" xmlns:wpi="http://schemas.microsoft.com/office/word/2010/wordprocessingInk" xmlns:wne="http://schemas.microsoft.com/office/word/2006/wordml" xmlns:wps="http://schemas.microsoft.com/office/word/2010/wordprocessingShape" mc:Ignorable="w14 wp14">
   <w:body>
-    <w:p/>
-    <w:p/>
-    <w:p/>
     <w:p>
+      <w:pPr>
+        <w:spacing w:before="0" w:after="0"/>
+        <w:jc w:val="center"/>
+      </w:pPr>
       <w:r>
-        <w:rPr>
-          <w:rFonts w:ascii="Avenir Next LT Pro" w:hAnsi="Avenir Next LT Pro"/>
-          <w:b/>
-          <w:color w:val="1C4076"/>
-          <w:sz w:val="60"/>
-        </w:rPr>
-        <w:t>Diversity Policy</w:t>
+        <w:drawing>
+          <wp:inline xmlns:a="http://schemas.openxmlformats.org/drawingml/2006/main" xmlns:pic="http://schemas.openxmlformats.org/drawingml/2006/picture">
+            <wp:extent cx="7560000" cy="10690955"/>
+            <wp:docPr id="1" name="Picture 1"/>
+            <wp:cNvGraphicFramePr>
+              <a:graphicFrameLocks noChangeAspect="1"/>
+            </wp:cNvGraphicFramePr>
+            <a:graphic>
+              <a:graphicData uri="http://schemas.openxmlformats.org/drawingml/2006/picture">
+                <pic:pic>
+                  <pic:nvPicPr>
+                    <pic:cNvPr id="0" name="tmp4zw00jpp.png"/>
+                    <pic:cNvPicPr/>
+                  </pic:nvPicPr>
+                  <pic:blipFill>
+                    <a:blip r:embed="rId9"/>
+                    <a:stretch>
+                      <a:fillRect/>
+                    </a:stretch>
+                  </pic:blipFill>
+                  <pic:spPr>
+                    <a:xfrm>
+                      <a:off x="0" y="0"/>
+                      <a:ext cx="7560000" cy="10690955"/>
+                    </a:xfrm>
+                    <a:prstGeom prst="rect"/>
+                  </pic:spPr>
+                </pic:pic>
+              </a:graphicData>
+            </a:graphic>
+          </wp:inline>
+        </w:drawing>
       </w:r>
     </w:p>
     <w:p>
-      <w:r>
-        <w:rPr>
-          <w:rFonts w:ascii="Avenir Next LT Pro" w:hAnsi="Avenir Next LT Pro"/>
-          <w:b/>
-          <w:color w:val="6B87A4"/>
-          <w:sz w:val="40"/>
-        </w:rPr>
-        <w:t>2026</w:t>
-      </w:r>
-    </w:p>
-    <w:p>
-      <w:r>
-        <w:br w:type="page"/>
-      </w:r>
+      <w:pPr>
+        <w:sectPr>
+          <w:pgSz w:w="11906" w:h="16838"/>
+          <w:pgMar w:top="0" w:right="0" w:bottom="0" w:left="0" w:header="0" w:footer="0" w:gutter="0"/>
+          <w:cols w:space="720"/>
+          <w:docGrid w:linePitch="360"/>
+        </w:sectPr>
+      </w:pPr>
     </w:p>
     <w:p>
       <w:pPr>
@@ -663,10 +683,10 @@
       </w:r>
     </w:p>
     <w:sectPr>
-      <w:headerReference w:type="default" r:id="rId9"/>
-      <w:footerReference w:type="default" r:id="rId10"/>
-      <w:pgSz w:w="12240" w:h="15840"/>
-      <w:pgMar w:top="1440" w:right="1800" w:bottom="1440" w:left="1800" w:header="720" w:footer="720" w:gutter="0"/>
+      <w:headerReference w:type="default" r:id="rId10"/>
+      <w:footerReference w:type="default" r:id="rId11"/>
+      <w:pgSz w:w="11906" w:h="16838"/>
+      <w:pgMar w:top="1114" w:right="850" w:bottom="1134" w:left="850" w:header="360" w:footer="400" w:gutter="0"/>
       <w:cols w:space="720"/>
       <w:docGrid w:linePitch="360"/>
     </w:sectPr>
@@ -680,6 +700,9 @@
     <w:pPr>
       <w:pStyle w:val="Footer"/>
       <w:jc w:val="center"/>
+      <w:pBdr>
+        <w:top w:val="single" w:sz="4" w:space="6" w:color="C3E4EF"/>
+      </w:pBdr>
     </w:pPr>
     <w:r>
       <w:rPr>
@@ -699,15 +722,66 @@
   <w:p>
     <w:pPr>
       <w:pStyle w:val="Header"/>
-    </w:pPr>
+      <w:tabs>
+        <w:tab w:pos="9525" w:val="right"/>
+      </w:tabs>
+      <w:jc w:val="left"/>
+    </w:pPr>
+    <w:r>
+      <w:rPr>
+        <w:rFonts w:ascii="Avenir Next LT Pro" w:hAnsi="Avenir Next LT Pro"/>
+        <w:b/>
+        <w:color w:val="1C4076"/>
+        <w:sz w:val="16"/>
+      </w:rPr>
+      <w:t>BioMar Group</w:t>
+    </w:r>
+    <w:r>
+      <w:br/>
+    </w:r>
     <w:r>
       <w:rPr>
         <w:rFonts w:ascii="Avenir Next LT Pro" w:hAnsi="Avenir Next LT Pro"/>
         <w:b w:val="0"/>
-        <w:color w:val="6B87A4"/>
+        <w:color w:val="1C4076"/>
         <w:sz w:val="16"/>
       </w:rPr>
-      <w:t>BioMar Group   ·   Diversity Policy</w:t>
+      <w:t>Diversity Policy</w:t>
+    </w:r>
+    <w:r>
+      <w:tab/>
+      <w:drawing>
+        <wp:inline xmlns:a="http://schemas.openxmlformats.org/drawingml/2006/main" xmlns:pic="http://schemas.openxmlformats.org/drawingml/2006/picture">
+          <wp:extent cx="469475" cy="450000"/>
+          <wp:docPr id="1" name="Picture 1"/>
+          <wp:cNvGraphicFramePr>
+            <a:graphicFrameLocks noChangeAspect="1"/>
+          </wp:cNvGraphicFramePr>
+          <a:graphic>
+            <a:graphicData uri="http://schemas.openxmlformats.org/drawingml/2006/picture">
+              <pic:pic>
+                <pic:nvPicPr>
+                  <pic:cNvPr id="0" name="logo.png"/>
+                  <pic:cNvPicPr/>
+                </pic:nvPicPr>
+                <pic:blipFill>
+                  <a:blip r:embed="rId1"/>
+                  <a:stretch>
+                    <a:fillRect/>
+                  </a:stretch>
+                </pic:blipFill>
+                <pic:spPr>
+                  <a:xfrm>
+                    <a:off x="0" y="0"/>
+                    <a:ext cx="469475" cy="450000"/>
+                  </a:xfrm>
+                  <a:prstGeom prst="rect"/>
+                </pic:spPr>
+              </pic:pic>
+            </a:graphicData>
+          </a:graphic>
+        </wp:inline>
+      </w:drawing>
     </w:r>
   </w:p>
 </w:hdr>

--- a/docs/files/Diversity_Policy__Policy_2026-06.docx
+++ b/docs/files/Diversity_Policy__Policy_2026-06.docx
@@ -19,7 +19,7 @@
               <a:graphicData uri="http://schemas.openxmlformats.org/drawingml/2006/picture">
                 <pic:pic>
                   <pic:nvPicPr>
-                    <pic:cNvPr id="0" name="tmp4zw00jpp.png"/>
+                    <pic:cNvPr id="0" name="tmpw_vq02s6.png"/>
                     <pic:cNvPicPr/>
                   </pic:nvPicPr>
                   <pic:blipFill>
@@ -686,7 +686,7 @@
       <w:headerReference w:type="default" r:id="rId10"/>
       <w:footerReference w:type="default" r:id="rId11"/>
       <w:pgSz w:w="11906" w:h="16838"/>
-      <w:pgMar w:top="1114" w:right="850" w:bottom="1134" w:left="850" w:header="360" w:footer="400" w:gutter="0"/>
+      <w:pgMar w:top="2920" w:right="850" w:bottom="1134" w:left="850" w:header="680" w:footer="400" w:gutter="0"/>
       <w:cols w:space="720"/>
       <w:docGrid w:linePitch="360"/>
     </w:sectPr>
@@ -708,8 +708,8 @@
       <w:rPr>
         <w:rFonts w:ascii="Avenir Next LT Pro" w:hAnsi="Avenir Next LT Pro"/>
         <w:b w:val="0"/>
-        <w:color w:val="6B87A4"/>
-        <w:sz w:val="15"/>
+        <w:color w:val="1C4076"/>
+        <w:sz w:val="16"/>
       </w:rPr>
       <w:t>BioMar Group A/S · Kalkværksvej 16, 15. · 8000 Aarhus C · Denmark · Tel +45 86 20 49 70 · www.biomar.com</w:t>
     </w:r>
@@ -722,15 +722,13 @@
   <w:p>
     <w:pPr>
       <w:pStyle w:val="Header"/>
-      <w:tabs>
-        <w:tab w:pos="9525" w:val="right"/>
-      </w:tabs>
+      <w:spacing w:after="0"/>
       <w:jc w:val="left"/>
     </w:pPr>
     <w:r>
       <w:rPr>
         <w:rFonts w:ascii="Avenir Next LT Pro" w:hAnsi="Avenir Next LT Pro"/>
-        <w:b/>
+        <w:b w:val="0"/>
         <w:color w:val="1C4076"/>
         <w:sz w:val="16"/>
       </w:rPr>
@@ -749,14 +747,18 @@
       <w:t>Diversity Policy</w:t>
     </w:r>
     <w:r>
-      <w:tab/>
       <w:drawing>
-        <wp:inline xmlns:a="http://schemas.openxmlformats.org/drawingml/2006/main" xmlns:pic="http://schemas.openxmlformats.org/drawingml/2006/picture">
-          <wp:extent cx="469475" cy="450000"/>
-          <wp:docPr id="1" name="Picture 1"/>
-          <wp:cNvGraphicFramePr>
-            <a:graphicFrameLocks noChangeAspect="1"/>
-          </wp:cNvGraphicFramePr>
+        <wp:anchor xmlns:a="http://schemas.openxmlformats.org/drawingml/2006/main" xmlns:pic="http://schemas.openxmlformats.org/drawingml/2006/picture" behindDoc="0" distT="0" distB="0" distL="0" distR="0" simplePos="0" locked="0" layoutInCell="1" allowOverlap="1" relativeHeight="2">
+          <wp:simplePos x="0" y="0"/>
+          <wp:positionH relativeFrom="page">
+            <wp:posOffset>5621985</wp:posOffset>
+          </wp:positionH>
+          <wp:positionV relativeFrom="page">
+            <wp:posOffset>212090</wp:posOffset>
+          </wp:positionV>
+          <wp:extent cx="1727200" cy="1654810"/>
+          <wp:wrapNone/>
+          <wp:docPr id="201" name="BioMar logo"/>
           <a:graphic>
             <a:graphicData uri="http://schemas.openxmlformats.org/drawingml/2006/picture">
               <pic:pic>
@@ -773,14 +775,14 @@
                 <pic:spPr>
                   <a:xfrm>
                     <a:off x="0" y="0"/>
-                    <a:ext cx="469475" cy="450000"/>
+                    <a:ext cx="1727200" cy="1654810"/>
                   </a:xfrm>
                   <a:prstGeom prst="rect"/>
                 </pic:spPr>
               </pic:pic>
             </a:graphicData>
           </a:graphic>
-        </wp:inline>
+        </wp:anchor>
       </w:drawing>
     </w:r>
   </w:p>

--- a/docs/files/Diversity_Policy__Policy_2026-06.docx
+++ b/docs/files/Diversity_Policy__Policy_2026-06.docx
@@ -19,7 +19,7 @@
               <a:graphicData uri="http://schemas.openxmlformats.org/drawingml/2006/picture">
                 <pic:pic>
                   <pic:nvPicPr>
-                    <pic:cNvPr id="0" name="tmpw_vq02s6.png"/>
+                    <pic:cNvPr id="0" name="tmpv33h41ae.png"/>
                     <pic:cNvPicPr/>
                   </pic:nvPicPr>
                   <pic:blipFill>

--- a/docs/files/Diversity_Policy__Policy_2026-06.docx
+++ b/docs/files/Diversity_Policy__Policy_2026-06.docx
@@ -19,7 +19,7 @@
               <a:graphicData uri="http://schemas.openxmlformats.org/drawingml/2006/picture">
                 <pic:pic>
                   <pic:nvPicPr>
-                    <pic:cNvPr id="0" name="tmpv33h41ae.png"/>
+                    <pic:cNvPr id="0" name="tmpfs6nh6zd.png"/>
                     <pic:cNvPicPr/>
                   </pic:nvPicPr>
                   <pic:blipFill>

--- a/docs/files/Diversity_Policy__Policy_2026-06.docx
+++ b/docs/files/Diversity_Policy__Policy_2026-06.docx
@@ -19,7 +19,7 @@
               <a:graphicData uri="http://schemas.openxmlformats.org/drawingml/2006/picture">
                 <pic:pic>
                   <pic:nvPicPr>
-                    <pic:cNvPr id="0" name="tmpfs6nh6zd.png"/>
+                    <pic:cNvPr id="0" name="tmp7kev9tuu.png"/>
                     <pic:cNvPicPr/>
                   </pic:nvPicPr>
                   <pic:blipFill>
@@ -459,8 +459,8 @@
     </w:p>
     <w:p>
       <w:pPr>
-        <w:spacing w:after="200"/>
-        <w:jc w:val="both"/>
+        <w:pStyle w:val="ListBullet"/>
+        <w:spacing w:after="80"/>
       </w:pPr>
       <w:r>
         <w:rPr>
@@ -474,8 +474,8 @@
     </w:p>
     <w:p>
       <w:pPr>
-        <w:spacing w:after="200"/>
-        <w:jc w:val="both"/>
+        <w:pStyle w:val="ListBullet"/>
+        <w:spacing w:after="80"/>
       </w:pPr>
       <w:r>
         <w:rPr>
@@ -489,23 +489,23 @@
     </w:p>
     <w:p>
       <w:pPr>
-        <w:keepNext/>
-        <w:spacing w:before="260" w:after="160"/>
+        <w:pStyle w:val="ListBullet"/>
+        <w:spacing w:after="80"/>
       </w:pPr>
       <w:r>
         <w:rPr>
           <w:rFonts w:ascii="Avenir Next LT Pro" w:hAnsi="Avenir Next LT Pro"/>
-          <w:b/>
+          <w:b w:val="0"/>
           <w:color w:val="1C4076"/>
-          <w:sz w:val="28"/>
+          <w:sz w:val="22"/>
         </w:rPr>
         <w:t>ensuring that employees experience equal opportunities in respect of career advancement, regardless of gender</w:t>
       </w:r>
     </w:p>
     <w:p>
       <w:pPr>
-        <w:spacing w:after="200"/>
-        <w:jc w:val="both"/>
+        <w:pStyle w:val="ListBullet"/>
+        <w:spacing w:after="80"/>
       </w:pPr>
       <w:r>
         <w:rPr>

--- a/docs/files/Diversity_Policy__Policy_2026-06.docx
+++ b/docs/files/Diversity_Policy__Policy_2026-06.docx
@@ -19,7 +19,7 @@
               <a:graphicData uri="http://schemas.openxmlformats.org/drawingml/2006/picture">
                 <pic:pic>
                   <pic:nvPicPr>
-                    <pic:cNvPr id="0" name="tmp7kev9tuu.png"/>
+                    <pic:cNvPr id="0" name="tmp65c4a2oo.png"/>
                     <pic:cNvPicPr/>
                   </pic:nvPicPr>
                   <pic:blipFill>
@@ -79,7 +79,7 @@
           <w:color w:val="1C4076"/>
           <w:sz w:val="22"/>
         </w:rPr>
-        <w:t>In BioMar, we have a fundamental belief that results are created by people. BioMar considers diversity a strength which makes a positive contribution to growth and value creation for the company. We believe diversity, equality and inclusion are fundamental drivers for unlocking the full human potential of society.</w:t>
+        <w:t>In BioMar, we have a fundamental belief that results are created by people. BioMar considers diversity a strength which makes a positive contribution to growth and value creation for the company. We believe diversity, equity, and inclusion are fundamental drivers for unlocking the full human potential of society.</w:t>
       </w:r>
     </w:p>
     <w:p>
@@ -304,7 +304,7 @@
           <w:color w:val="1C4076"/>
           <w:sz w:val="22"/>
         </w:rPr>
-        <w:t>At the same time, we commit to safeguarding policies and practices for remuneration, which are gender neutral and to the widest extent possible support the principle of equal pay for work of equal value.</w:t>
+        <w:t>At the same time, we commit to safeguarding policies and practices for remuneration, which are gender neutral and to the widest extent possible support the principle of equal pay for equal work or like value.</w:t>
       </w:r>
     </w:p>
     <w:p>
@@ -682,6 +682,21 @@
         <w:t>• Other relevant compliance policies and procedures applicable from time to time.</w:t>
       </w:r>
     </w:p>
+    <w:p>
+      <w:pPr>
+        <w:spacing w:after="200"/>
+        <w:jc w:val="both"/>
+      </w:pPr>
+      <w:r>
+        <w:rPr>
+          <w:rFonts w:ascii="Avenir Next LT Pro" w:hAnsi="Avenir Next LT Pro"/>
+          <w:b w:val="0"/>
+          <w:color w:val="1C4076"/>
+          <w:sz w:val="22"/>
+        </w:rPr>
+        <w:t>Approved by the Board of Directors on 19 May 2026.</w:t>
+      </w:r>
+    </w:p>
     <w:sectPr>
       <w:headerReference w:type="default" r:id="rId10"/>
       <w:footerReference w:type="default" r:id="rId11"/>

--- a/docs/files/Diversity_Policy__Policy_2026-06.docx
+++ b/docs/files/Diversity_Policy__Policy_2026-06.docx
@@ -19,7 +19,7 @@
               <a:graphicData uri="http://schemas.openxmlformats.org/drawingml/2006/picture">
                 <pic:pic>
                   <pic:nvPicPr>
-                    <pic:cNvPr id="0" name="tmp65c4a2oo.png"/>
+                    <pic:cNvPr id="0" name="tmpi_eqywpa.png"/>
                     <pic:cNvPicPr/>
                   </pic:nvPicPr>
                   <pic:blipFill>

--- a/docs/files/Diversity_Policy__Policy_2026-06.docx
+++ b/docs/files/Diversity_Policy__Policy_2026-06.docx
@@ -19,7 +19,7 @@
               <a:graphicData uri="http://schemas.openxmlformats.org/drawingml/2006/picture">
                 <pic:pic>
                   <pic:nvPicPr>
-                    <pic:cNvPr id="0" name="tmpi_eqywpa.png"/>
+                    <pic:cNvPr id="0" name="tmplzcmq9_j.png"/>
                     <pic:cNvPicPr/>
                   </pic:nvPicPr>
                   <pic:blipFill>

--- a/docs/files/Diversity_Policy__Policy_2026-06.docx
+++ b/docs/files/Diversity_Policy__Policy_2026-06.docx
@@ -19,7 +19,7 @@
               <a:graphicData uri="http://schemas.openxmlformats.org/drawingml/2006/picture">
                 <pic:pic>
                   <pic:nvPicPr>
-                    <pic:cNvPr id="0" name="tmplzcmq9_j.png"/>
+                    <pic:cNvPr id="0" name="tmp6dcnech8.png"/>
                     <pic:cNvPicPr/>
                   </pic:nvPicPr>
                   <pic:blipFill>

--- a/docs/files/Diversity_Policy__Policy_2026-06.docx
+++ b/docs/files/Diversity_Policy__Policy_2026-06.docx
@@ -19,7 +19,7 @@
               <a:graphicData uri="http://schemas.openxmlformats.org/drawingml/2006/picture">
                 <pic:pic>
                   <pic:nvPicPr>
-                    <pic:cNvPr id="0" name="tmp6dcnech8.png"/>
+                    <pic:cNvPr id="0" name="tmpm166kpsp.png"/>
                     <pic:cNvPicPr/>
                   </pic:nvPicPr>
                   <pic:blipFill>

--- a/docs/files/Diversity_Policy__Policy_2026-06.docx
+++ b/docs/files/Diversity_Policy__Policy_2026-06.docx
@@ -19,7 +19,7 @@
               <a:graphicData uri="http://schemas.openxmlformats.org/drawingml/2006/picture">
                 <pic:pic>
                   <pic:nvPicPr>
-                    <pic:cNvPr id="0" name="tmpm166kpsp.png"/>
+                    <pic:cNvPr id="0" name="tmpkp3wwjy0.png"/>
                     <pic:cNvPicPr/>
                   </pic:nvPicPr>
                   <pic:blipFill>
@@ -61,6 +61,7 @@
         <w:rPr>
           <w:rFonts w:ascii="Avenir Next LT Pro" w:hAnsi="Avenir Next LT Pro"/>
           <w:b/>
+          <w:i w:val="0"/>
           <w:color w:val="1C4076"/>
           <w:sz w:val="28"/>
         </w:rPr>
@@ -76,10 +77,11 @@
         <w:rPr>
           <w:rFonts w:ascii="Avenir Next LT Pro" w:hAnsi="Avenir Next LT Pro"/>
           <w:b w:val="0"/>
+          <w:i w:val="0"/>
           <w:color w:val="1C4076"/>
           <w:sz w:val="22"/>
         </w:rPr>
-        <w:t>In BioMar, we have a fundamental belief that results are created by people. BioMar considers diversity a strength which makes a positive contribution to growth and value creation for the company. We believe diversity, equity, and inclusion are fundamental drivers for unlocking the full human potential of society.</w:t>
+        <w:t>In BioMar, we have a fundamental belief that results are created by people. BioMar considers diversity a strength which makes a positive contribution to growth and value creation for the company. We believe diversity, equality, and inclusion are fundamental drivers for unlocking the full human potential of society.</w:t>
       </w:r>
     </w:p>
     <w:p>
@@ -91,6 +93,7 @@
         <w:rPr>
           <w:rFonts w:ascii="Avenir Next LT Pro" w:hAnsi="Avenir Next LT Pro"/>
           <w:b w:val="0"/>
+          <w:i w:val="0"/>
           <w:color w:val="1C4076"/>
           <w:sz w:val="22"/>
         </w:rPr>
@@ -106,6 +109,7 @@
         <w:rPr>
           <w:rFonts w:ascii="Avenir Next LT Pro" w:hAnsi="Avenir Next LT Pro"/>
           <w:b w:val="0"/>
+          <w:i w:val="0"/>
           <w:color w:val="1C4076"/>
           <w:sz w:val="22"/>
         </w:rPr>
@@ -121,6 +125,7 @@
         <w:rPr>
           <w:rFonts w:ascii="Avenir Next LT Pro" w:hAnsi="Avenir Next LT Pro"/>
           <w:b/>
+          <w:i w:val="0"/>
           <w:color w:val="1C4076"/>
           <w:sz w:val="28"/>
         </w:rPr>
@@ -136,6 +141,7 @@
         <w:rPr>
           <w:rFonts w:ascii="Avenir Next LT Pro" w:hAnsi="Avenir Next LT Pro"/>
           <w:b w:val="0"/>
+          <w:i w:val="0"/>
           <w:color w:val="1C4076"/>
           <w:sz w:val="22"/>
         </w:rPr>
@@ -151,6 +157,7 @@
         <w:rPr>
           <w:rFonts w:ascii="Avenir Next LT Pro" w:hAnsi="Avenir Next LT Pro"/>
           <w:b w:val="0"/>
+          <w:i w:val="0"/>
           <w:color w:val="1C4076"/>
           <w:sz w:val="22"/>
         </w:rPr>
@@ -166,6 +173,7 @@
         <w:rPr>
           <w:rFonts w:ascii="Avenir Next LT Pro" w:hAnsi="Avenir Next LT Pro"/>
           <w:b w:val="0"/>
+          <w:i w:val="0"/>
           <w:color w:val="1C4076"/>
           <w:sz w:val="22"/>
         </w:rPr>
@@ -181,6 +189,7 @@
         <w:rPr>
           <w:rFonts w:ascii="Avenir Next LT Pro" w:hAnsi="Avenir Next LT Pro"/>
           <w:b w:val="0"/>
+          <w:i w:val="0"/>
           <w:color w:val="1C4076"/>
           <w:sz w:val="22"/>
         </w:rPr>
@@ -196,6 +205,7 @@
         <w:rPr>
           <w:rFonts w:ascii="Avenir Next LT Pro" w:hAnsi="Avenir Next LT Pro"/>
           <w:b w:val="0"/>
+          <w:i w:val="0"/>
           <w:color w:val="1C4076"/>
           <w:sz w:val="22"/>
         </w:rPr>
@@ -211,6 +221,7 @@
         <w:rPr>
           <w:rFonts w:ascii="Avenir Next LT Pro" w:hAnsi="Avenir Next LT Pro"/>
           <w:b w:val="0"/>
+          <w:i w:val="0"/>
           <w:color w:val="1C4076"/>
           <w:sz w:val="22"/>
         </w:rPr>
@@ -226,6 +237,7 @@
         <w:rPr>
           <w:rFonts w:ascii="Avenir Next LT Pro" w:hAnsi="Avenir Next LT Pro"/>
           <w:b w:val="0"/>
+          <w:i w:val="0"/>
           <w:color w:val="1C4076"/>
           <w:sz w:val="22"/>
         </w:rPr>
@@ -241,6 +253,7 @@
         <w:rPr>
           <w:rFonts w:ascii="Avenir Next LT Pro" w:hAnsi="Avenir Next LT Pro"/>
           <w:b/>
+          <w:i w:val="0"/>
           <w:color w:val="1C4076"/>
           <w:sz w:val="28"/>
         </w:rPr>
@@ -256,6 +269,7 @@
         <w:rPr>
           <w:rFonts w:ascii="Avenir Next LT Pro" w:hAnsi="Avenir Next LT Pro"/>
           <w:b w:val="0"/>
+          <w:i w:val="0"/>
           <w:color w:val="1C4076"/>
           <w:sz w:val="22"/>
         </w:rPr>
@@ -271,6 +285,7 @@
         <w:rPr>
           <w:rFonts w:ascii="Avenir Next LT Pro" w:hAnsi="Avenir Next LT Pro"/>
           <w:b w:val="0"/>
+          <w:i w:val="0"/>
           <w:color w:val="1C4076"/>
           <w:sz w:val="22"/>
         </w:rPr>
@@ -286,6 +301,7 @@
         <w:rPr>
           <w:rFonts w:ascii="Avenir Next LT Pro" w:hAnsi="Avenir Next LT Pro"/>
           <w:b w:val="0"/>
+          <w:i w:val="0"/>
           <w:color w:val="1C4076"/>
           <w:sz w:val="22"/>
         </w:rPr>
@@ -301,10 +317,11 @@
         <w:rPr>
           <w:rFonts w:ascii="Avenir Next LT Pro" w:hAnsi="Avenir Next LT Pro"/>
           <w:b w:val="0"/>
+          <w:i w:val="0"/>
           <w:color w:val="1C4076"/>
           <w:sz w:val="22"/>
         </w:rPr>
-        <w:t>At the same time, we commit to safeguarding policies and practices for remuneration, which are gender neutral and to the widest extent possible support the principle of equal pay for equal work or like value.</w:t>
+        <w:t>At the same time, we commit to safeguarding policies and practices for remuneration, which are gender neutral and to the widest extent possible support the principle of equal pay for equal work or work of equal value.</w:t>
       </w:r>
     </w:p>
     <w:p>
@@ -316,6 +333,7 @@
         <w:rPr>
           <w:rFonts w:ascii="Avenir Next LT Pro" w:hAnsi="Avenir Next LT Pro"/>
           <w:b w:val="0"/>
+          <w:i w:val="0"/>
           <w:color w:val="1C4076"/>
           <w:sz w:val="22"/>
         </w:rPr>
@@ -331,6 +349,7 @@
         <w:rPr>
           <w:rFonts w:ascii="Avenir Next LT Pro" w:hAnsi="Avenir Next LT Pro"/>
           <w:b/>
+          <w:i w:val="0"/>
           <w:color w:val="1C4076"/>
           <w:sz w:val="28"/>
         </w:rPr>
@@ -346,6 +365,7 @@
         <w:rPr>
           <w:rFonts w:ascii="Avenir Next LT Pro" w:hAnsi="Avenir Next LT Pro"/>
           <w:b w:val="0"/>
+          <w:i w:val="0"/>
           <w:color w:val="1C4076"/>
           <w:sz w:val="22"/>
         </w:rPr>
@@ -361,6 +381,7 @@
         <w:rPr>
           <w:rFonts w:ascii="Avenir Next LT Pro" w:hAnsi="Avenir Next LT Pro"/>
           <w:b w:val="0"/>
+          <w:i w:val="0"/>
           <w:color w:val="1C4076"/>
           <w:sz w:val="22"/>
         </w:rPr>
@@ -376,6 +397,7 @@
         <w:rPr>
           <w:rFonts w:ascii="Avenir Next LT Pro" w:hAnsi="Avenir Next LT Pro"/>
           <w:b w:val="0"/>
+          <w:i w:val="0"/>
           <w:color w:val="1C4076"/>
           <w:sz w:val="22"/>
         </w:rPr>
@@ -391,6 +413,7 @@
         <w:rPr>
           <w:rFonts w:ascii="Avenir Next LT Pro" w:hAnsi="Avenir Next LT Pro"/>
           <w:b/>
+          <w:i w:val="0"/>
           <w:color w:val="1C4076"/>
           <w:sz w:val="28"/>
         </w:rPr>
@@ -406,6 +429,7 @@
         <w:rPr>
           <w:rFonts w:ascii="Avenir Next LT Pro" w:hAnsi="Avenir Next LT Pro"/>
           <w:b w:val="0"/>
+          <w:i w:val="0"/>
           <w:color w:val="1C4076"/>
           <w:sz w:val="22"/>
         </w:rPr>
@@ -421,6 +445,7 @@
         <w:rPr>
           <w:rFonts w:ascii="Avenir Next LT Pro" w:hAnsi="Avenir Next LT Pro"/>
           <w:b w:val="0"/>
+          <w:i w:val="0"/>
           <w:color w:val="1C4076"/>
           <w:sz w:val="22"/>
         </w:rPr>
@@ -436,6 +461,7 @@
         <w:rPr>
           <w:rFonts w:ascii="Avenir Next LT Pro" w:hAnsi="Avenir Next LT Pro"/>
           <w:b w:val="0"/>
+          <w:i w:val="0"/>
           <w:color w:val="1C4076"/>
           <w:sz w:val="22"/>
         </w:rPr>
@@ -451,6 +477,7 @@
         <w:rPr>
           <w:rFonts w:ascii="Avenir Next LT Pro" w:hAnsi="Avenir Next LT Pro"/>
           <w:b w:val="0"/>
+          <w:i w:val="0"/>
           <w:color w:val="1C4076"/>
           <w:sz w:val="22"/>
         </w:rPr>
@@ -466,6 +493,7 @@
         <w:rPr>
           <w:rFonts w:ascii="Avenir Next LT Pro" w:hAnsi="Avenir Next LT Pro"/>
           <w:b w:val="0"/>
+          <w:i w:val="0"/>
           <w:color w:val="1C4076"/>
           <w:sz w:val="22"/>
         </w:rPr>
@@ -481,6 +509,7 @@
         <w:rPr>
           <w:rFonts w:ascii="Avenir Next LT Pro" w:hAnsi="Avenir Next LT Pro"/>
           <w:b w:val="0"/>
+          <w:i w:val="0"/>
           <w:color w:val="1C4076"/>
           <w:sz w:val="22"/>
         </w:rPr>
@@ -496,6 +525,7 @@
         <w:rPr>
           <w:rFonts w:ascii="Avenir Next LT Pro" w:hAnsi="Avenir Next LT Pro"/>
           <w:b w:val="0"/>
+          <w:i w:val="0"/>
           <w:color w:val="1C4076"/>
           <w:sz w:val="22"/>
         </w:rPr>
@@ -511,6 +541,7 @@
         <w:rPr>
           <w:rFonts w:ascii="Avenir Next LT Pro" w:hAnsi="Avenir Next LT Pro"/>
           <w:b w:val="0"/>
+          <w:i w:val="0"/>
           <w:color w:val="1C4076"/>
           <w:sz w:val="22"/>
         </w:rPr>
@@ -526,6 +557,7 @@
         <w:rPr>
           <w:rFonts w:ascii="Avenir Next LT Pro" w:hAnsi="Avenir Next LT Pro"/>
           <w:b w:val="0"/>
+          <w:i w:val="0"/>
           <w:color w:val="1C4076"/>
           <w:sz w:val="22"/>
         </w:rPr>
@@ -541,6 +573,7 @@
         <w:rPr>
           <w:rFonts w:ascii="Avenir Next LT Pro" w:hAnsi="Avenir Next LT Pro"/>
           <w:b/>
+          <w:i w:val="0"/>
           <w:color w:val="1C4076"/>
           <w:sz w:val="22"/>
         </w:rPr>
@@ -556,6 +589,7 @@
         <w:rPr>
           <w:rFonts w:ascii="Avenir Next LT Pro" w:hAnsi="Avenir Next LT Pro"/>
           <w:b w:val="0"/>
+          <w:i w:val="0"/>
           <w:color w:val="1C4076"/>
           <w:sz w:val="22"/>
         </w:rPr>
@@ -571,6 +605,7 @@
         <w:rPr>
           <w:rFonts w:ascii="Avenir Next LT Pro" w:hAnsi="Avenir Next LT Pro"/>
           <w:b w:val="0"/>
+          <w:i w:val="0"/>
           <w:color w:val="1C4076"/>
           <w:sz w:val="22"/>
         </w:rPr>
@@ -586,6 +621,7 @@
         <w:rPr>
           <w:rFonts w:ascii="Avenir Next LT Pro" w:hAnsi="Avenir Next LT Pro"/>
           <w:b w:val="0"/>
+          <w:i w:val="0"/>
           <w:color w:val="1C4076"/>
           <w:sz w:val="22"/>
         </w:rPr>
@@ -601,6 +637,7 @@
         <w:rPr>
           <w:rFonts w:ascii="Avenir Next LT Pro" w:hAnsi="Avenir Next LT Pro"/>
           <w:b w:val="0"/>
+          <w:i w:val="0"/>
           <w:color w:val="1C4076"/>
           <w:sz w:val="22"/>
         </w:rPr>
@@ -616,6 +653,7 @@
         <w:rPr>
           <w:rFonts w:ascii="Avenir Next LT Pro" w:hAnsi="Avenir Next LT Pro"/>
           <w:b w:val="0"/>
+          <w:i w:val="0"/>
           <w:color w:val="1C4076"/>
           <w:sz w:val="22"/>
         </w:rPr>
@@ -631,6 +669,7 @@
         <w:rPr>
           <w:rFonts w:ascii="Avenir Next LT Pro" w:hAnsi="Avenir Next LT Pro"/>
           <w:b w:val="0"/>
+          <w:i w:val="0"/>
           <w:color w:val="1C4076"/>
           <w:sz w:val="22"/>
         </w:rPr>
@@ -646,6 +685,7 @@
         <w:rPr>
           <w:rFonts w:ascii="Avenir Next LT Pro" w:hAnsi="Avenir Next LT Pro"/>
           <w:b w:val="0"/>
+          <w:i w:val="0"/>
           <w:color w:val="1C4076"/>
           <w:sz w:val="22"/>
         </w:rPr>
@@ -661,6 +701,7 @@
         <w:rPr>
           <w:rFonts w:ascii="Avenir Next LT Pro" w:hAnsi="Avenir Next LT Pro"/>
           <w:b w:val="0"/>
+          <w:i w:val="0"/>
           <w:color w:val="1C4076"/>
           <w:sz w:val="22"/>
         </w:rPr>
@@ -676,25 +717,11 @@
         <w:rPr>
           <w:rFonts w:ascii="Avenir Next LT Pro" w:hAnsi="Avenir Next LT Pro"/>
           <w:b w:val="0"/>
+          <w:i w:val="0"/>
           <w:color w:val="1C4076"/>
           <w:sz w:val="22"/>
         </w:rPr>
         <w:t>• Other relevant compliance policies and procedures applicable from time to time.</w:t>
-      </w:r>
-    </w:p>
-    <w:p>
-      <w:pPr>
-        <w:spacing w:after="200"/>
-        <w:jc w:val="both"/>
-      </w:pPr>
-      <w:r>
-        <w:rPr>
-          <w:rFonts w:ascii="Avenir Next LT Pro" w:hAnsi="Avenir Next LT Pro"/>
-          <w:b w:val="0"/>
-          <w:color w:val="1C4076"/>
-          <w:sz w:val="22"/>
-        </w:rPr>
-        <w:t>Approved by the Board of Directors on 19 May 2026.</w:t>
       </w:r>
     </w:p>
     <w:sectPr>
@@ -723,6 +750,7 @@
       <w:rPr>
         <w:rFonts w:ascii="Avenir Next LT Pro" w:hAnsi="Avenir Next LT Pro"/>
         <w:b w:val="0"/>
+        <w:i w:val="0"/>
         <w:color w:val="1C4076"/>
         <w:sz w:val="16"/>
       </w:rPr>
@@ -744,6 +772,7 @@
       <w:rPr>
         <w:rFonts w:ascii="Avenir Next LT Pro" w:hAnsi="Avenir Next LT Pro"/>
         <w:b w:val="0"/>
+        <w:i w:val="0"/>
         <w:color w:val="1C4076"/>
         <w:sz w:val="16"/>
       </w:rPr>
@@ -756,6 +785,7 @@
       <w:rPr>
         <w:rFonts w:ascii="Avenir Next LT Pro" w:hAnsi="Avenir Next LT Pro"/>
         <w:b w:val="0"/>
+        <w:i w:val="0"/>
         <w:color w:val="1C4076"/>
         <w:sz w:val="16"/>
       </w:rPr>

--- a/docs/files/Diversity_Policy__Policy_2026-06.docx
+++ b/docs/files/Diversity_Policy__Policy_2026-06.docx
@@ -19,7 +19,7 @@
               <a:graphicData uri="http://schemas.openxmlformats.org/drawingml/2006/picture">
                 <pic:pic>
                   <pic:nvPicPr>
-                    <pic:cNvPr id="0" name="tmpkp3wwjy0.png"/>
+                    <pic:cNvPr id="0" name="tmp9r6_awvq.png"/>
                     <pic:cNvPicPr/>
                   </pic:nvPicPr>
                   <pic:blipFill>
@@ -321,7 +321,7 @@
           <w:color w:val="1C4076"/>
           <w:sz w:val="22"/>
         </w:rPr>
-        <w:t>At the same time, we commit to safeguarding policies and practices for remuneration, which are gender neutral and to the widest extent possible support the principle of equal pay for equal work or work of equal value.</w:t>
+        <w:t>At the same time, we commit to safeguarding policies and practices for remuneration, which are gender neutral and to the widest extent possible support the principle of equal pay for work of equal value.</w:t>
       </w:r>
     </w:p>
     <w:p>

--- a/docs/files/Diversity_Policy__Policy_2026-06.docx
+++ b/docs/files/Diversity_Policy__Policy_2026-06.docx
@@ -19,7 +19,7 @@
               <a:graphicData uri="http://schemas.openxmlformats.org/drawingml/2006/picture">
                 <pic:pic>
                   <pic:nvPicPr>
-                    <pic:cNvPr id="0" name="tmp9r6_awvq.png"/>
+                    <pic:cNvPr id="0" name="tmpwt2h_jtr.png"/>
                     <pic:cNvPicPr/>
                   </pic:nvPicPr>
                   <pic:blipFill>
